--- a/examples/normalization/doc/03-sliding-window-minmax-normalization.docx
+++ b/examples/normalization/doc/03-sliding-window-minmax-normalization.docx
@@ -367,7 +367,7 @@
               <a:graphicData uri="http://schemas.openxmlformats.org/drawingml/2006/picture">
                 <pic:pic>
                   <pic:nvPicPr>
-                    <pic:cNvPr descr="/home/gpca/tspredit/examples/normalization/doc/03-sliding-window-minmax-normalization_files/2311a3ccdefa9666c559bd154e42236a6cdf3fea.png" id="11" name="Picture"/>
+                    <pic:cNvPr descr="C:\Git\cefet-rj-dal\tspredit\examples\normalization\doc\03-sliding-window-minmax-normalization_files/716a4d1e457f97618aa46ca41f6f38e17df76816.png" id="11" name="Picture"/>
                     <pic:cNvPicPr>
                       <a:picLocks noChangeArrowheads="1" noChangeAspect="1"/>
                     </pic:cNvPicPr>
@@ -1405,7 +1405,7 @@
               <a:graphicData uri="http://schemas.openxmlformats.org/drawingml/2006/picture">
                 <pic:pic>
                   <pic:nvPicPr>
-                    <pic:cNvPr descr="/home/gpca/tspredit/examples/normalization/doc/03-sliding-window-minmax-normalization_files/584269029c6d254757c6f2c5363acffdb667c3f2.png" id="14" name="Picture"/>
+                    <pic:cNvPr descr="C:\Git\cefet-rj-dal\tspredit\examples\normalization\doc\03-sliding-window-minmax-normalization_files/28c0fdb360b4c265442e7a5688964e40be84bd27.png" id="14" name="Picture"/>
                     <pic:cNvPicPr>
                       <a:picLocks noChangeArrowheads="1" noChangeAspect="1"/>
                     </pic:cNvPicPr>

--- a/examples/normalization/doc/03-sliding-window-minmax-normalization.docx
+++ b/examples/normalization/doc/03-sliding-window-minmax-normalization.docx
@@ -367,7 +367,7 @@
               <a:graphicData uri="http://schemas.openxmlformats.org/drawingml/2006/picture">
                 <pic:pic>
                   <pic:nvPicPr>
-                    <pic:cNvPr descr="C:\Git\cefet-rj-dal\tspredit\examples\normalization\doc\03-sliding-window-minmax-normalization_files/716a4d1e457f97618aa46ca41f6f38e17df76816.png" id="11" name="Picture"/>
+                    <pic:cNvPr descr="C:\Git\dal\tspredit\examples\normalization\doc\03-sliding-window-minmax-normalization_files/716a4d1e457f97618aa46ca41f6f38e17df76816.png" id="11" name="Picture"/>
                     <pic:cNvPicPr>
                       <a:picLocks noChangeArrowheads="1" noChangeAspect="1"/>
                     </pic:cNvPicPr>
@@ -1405,7 +1405,7 @@
               <a:graphicData uri="http://schemas.openxmlformats.org/drawingml/2006/picture">
                 <pic:pic>
                   <pic:nvPicPr>
-                    <pic:cNvPr descr="C:\Git\cefet-rj-dal\tspredit\examples\normalization\doc\03-sliding-window-minmax-normalization_files/28c0fdb360b4c265442e7a5688964e40be84bd27.png" id="14" name="Picture"/>
+                    <pic:cNvPr descr="C:\Git\dal\tspredit\examples\normalization\doc\03-sliding-window-minmax-normalization_files/28c0fdb360b4c265442e7a5688964e40be84bd27.png" id="14" name="Picture"/>
                     <pic:cNvPicPr>
                       <a:picLocks noChangeArrowheads="1" noChangeAspect="1"/>
                     </pic:cNvPicPr>

--- a/examples/normalization/doc/03-sliding-window-minmax-normalization.docx
+++ b/examples/normalization/doc/03-sliding-window-minmax-normalization.docx
@@ -523,7 +523,7 @@
         <w:rPr>
           <w:rStyle w:val="VerbatimChar"/>
         </w:rPr>
-        <w:t xml:space="preserve">##             t9        t8        t7        t6        t5        t4        t3        t2        t1        t0</w:t>
+        <w:t xml:space="preserve">##             t9        t8        t7        t6        t5        t4        t3</w:t>
       </w:r>
       <w:r>
         <w:br/>
@@ -532,7 +532,7 @@
         <w:rPr>
           <w:rStyle w:val="VerbatimChar"/>
         </w:rPr>
-        <w:t xml:space="preserve">## [1,] 0.0000000 0.2474040 0.4794255 0.6816388 0.8414710 0.9489846 0.9974950 0.9839859 0.9092974 0.7780732</w:t>
+        <w:t xml:space="preserve">## [1,] 0.0000000 0.2474040 0.4794255 0.6816388 0.8414710 0.9489846 0.9974950</w:t>
       </w:r>
       <w:r>
         <w:br/>
@@ -541,7 +541,7 @@
         <w:rPr>
           <w:rStyle w:val="VerbatimChar"/>
         </w:rPr>
-        <w:t xml:space="preserve">## [2,] 0.2474040 0.4794255 0.6816388 0.8414710 0.9489846 0.9974950 0.9839859 0.9092974 0.7780732 0.5984721</w:t>
+        <w:t xml:space="preserve">## [2,] 0.2474040 0.4794255 0.6816388 0.8414710 0.9489846 0.9974950 0.9839859</w:t>
       </w:r>
       <w:r>
         <w:br/>
@@ -550,7 +550,43 @@
         <w:rPr>
           <w:rStyle w:val="VerbatimChar"/>
         </w:rPr>
-        <w:t xml:space="preserve">## [3,] 0.4794255 0.6816388 0.8414710 0.9489846 0.9974950 0.9839859 0.9092974 0.7780732 0.5984721 0.3816610</w:t>
+        <w:t xml:space="preserve">## [3,] 0.4794255 0.6816388 0.8414710 0.9489846 0.9974950 0.9839859 0.9092974</w:t>
+      </w:r>
+      <w:r>
+        <w:br/>
+      </w:r>
+      <w:r>
+        <w:rPr>
+          <w:rStyle w:val="VerbatimChar"/>
+        </w:rPr>
+        <w:t xml:space="preserve">##             t2        t1        t0</w:t>
+      </w:r>
+      <w:r>
+        <w:br/>
+      </w:r>
+      <w:r>
+        <w:rPr>
+          <w:rStyle w:val="VerbatimChar"/>
+        </w:rPr>
+        <w:t xml:space="preserve">## [1,] 0.9839859 0.9092974 0.7780732</w:t>
+      </w:r>
+      <w:r>
+        <w:br/>
+      </w:r>
+      <w:r>
+        <w:rPr>
+          <w:rStyle w:val="VerbatimChar"/>
+        </w:rPr>
+        <w:t xml:space="preserve">## [2,] 0.9092974 0.7780732 0.5984721</w:t>
+      </w:r>
+      <w:r>
+        <w:br/>
+      </w:r>
+      <w:r>
+        <w:rPr>
+          <w:rStyle w:val="VerbatimChar"/>
+        </w:rPr>
+        <w:t xml:space="preserve">## [3,] 0.7780732 0.5984721 0.3816610</w:t>
       </w:r>
     </w:p>
     <w:p>
@@ -821,7 +857,7 @@
         <w:rPr>
           <w:rStyle w:val="VerbatimChar"/>
         </w:rPr>
-        <w:t xml:space="preserve">##             t9        t8        t7        t6        t5        t4        t3        t2        t1        t0</w:t>
+        <w:t xml:space="preserve">##             t9        t8        t7        t6        t5        t4        t3</w:t>
       </w:r>
       <w:r>
         <w:br/>
@@ -830,7 +866,7 @@
         <w:rPr>
           <w:rStyle w:val="VerbatimChar"/>
         </w:rPr>
-        <w:t xml:space="preserve">## [1,] 0.0000000 0.2480253 0.4806295 0.6833506 0.8435842 0.9513678 1.0000000 0.9864570 0.9115809 0.7800272</w:t>
+        <w:t xml:space="preserve">## [1,] 0.0000000 0.2480253 0.4806295 0.6833506 0.8435842 0.9513678 1.0000000</w:t>
       </w:r>
       <w:r>
         <w:br/>
@@ -839,7 +875,7 @@
         <w:rPr>
           <w:rStyle w:val="VerbatimChar"/>
         </w:rPr>
-        <w:t xml:space="preserve">## [2,] 0.0000000 0.3093246 0.5789095 0.7919932 0.9353274 1.0000000 0.9819901 0.8824175 0.7074731 0.4680341</w:t>
+        <w:t xml:space="preserve">## [2,] 0.0000000 0.3093246 0.5789095 0.7919932 0.9353274 1.0000000 0.9819901</w:t>
       </w:r>
       <w:r>
         <w:br/>
@@ -848,7 +884,43 @@
         <w:rPr>
           <w:rStyle w:val="VerbatimChar"/>
         </w:rPr>
-        <w:t xml:space="preserve">## [3,] 0.1587515 0.4871082 0.7466460 0.9212282 1.0000000 0.9780638 0.8567835 0.6436998 0.3520610 0.0000000</w:t>
+        <w:t xml:space="preserve">## [3,] 0.1587515 0.4871082 0.7466460 0.9212282 1.0000000 0.9780638 0.8567835</w:t>
+      </w:r>
+      <w:r>
+        <w:br/>
+      </w:r>
+      <w:r>
+        <w:rPr>
+          <w:rStyle w:val="VerbatimChar"/>
+        </w:rPr>
+        <w:t xml:space="preserve">##             t2        t1        t0</w:t>
+      </w:r>
+      <w:r>
+        <w:br/>
+      </w:r>
+      <w:r>
+        <w:rPr>
+          <w:rStyle w:val="VerbatimChar"/>
+        </w:rPr>
+        <w:t xml:space="preserve">## [1,] 0.9864570 0.9115809 0.7800272</w:t>
+      </w:r>
+      <w:r>
+        <w:br/>
+      </w:r>
+      <w:r>
+        <w:rPr>
+          <w:rStyle w:val="VerbatimChar"/>
+        </w:rPr>
+        <w:t xml:space="preserve">## [2,] 0.8824175 0.7074731 0.4680341</w:t>
+      </w:r>
+      <w:r>
+        <w:br/>
+      </w:r>
+      <w:r>
+        <w:rPr>
+          <w:rStyle w:val="VerbatimChar"/>
+        </w:rPr>
+        <w:t xml:space="preserve">## [3,] 0.6436998 0.3520610 0.0000000</w:t>
       </w:r>
     </w:p>
     <w:p>
@@ -1232,19 +1304,247 @@
         <w:rPr>
           <w:rStyle w:val="FunctionTok"/>
         </w:rPr>
-        <w:t xml:space="preserve">ggplot</w:t>
-      </w:r>
-      <w:r>
-        <w:rPr>
-          <w:rStyle w:val="NormalTok"/>
-        </w:rPr>
-        <w:t xml:space="preserve">(compare_t0, </w:t>
+        <w:t xml:space="preserve">plot_ts_pred</w:t>
+      </w:r>
+      <w:r>
+        <w:rPr>
+          <w:rStyle w:val="NormalTok"/>
+        </w:rPr>
+        <w:t xml:space="preserve">(</w:t>
+      </w:r>
+      <w:r>
+        <w:br/>
+      </w:r>
+      <w:r>
+        <w:rPr>
+          <w:rStyle w:val="NormalTok"/>
+        </w:rPr>
+        <w:t xml:space="preserve">  </w:t>
+      </w:r>
+      <w:r>
+        <w:rPr>
+          <w:rStyle w:val="AttributeTok"/>
+        </w:rPr>
+        <w:t xml:space="preserve">x =</w:t>
+      </w:r>
+      <w:r>
+        <w:rPr>
+          <w:rStyle w:val="NormalTok"/>
+        </w:rPr>
+        <w:t xml:space="preserve"> compare_t0[compare_t0</w:t>
+      </w:r>
+      <w:r>
+        <w:rPr>
+          <w:rStyle w:val="SpecialCharTok"/>
+        </w:rPr>
+        <w:t xml:space="preserve">$</w:t>
+      </w:r>
+      <w:r>
+        <w:rPr>
+          <w:rStyle w:val="NormalTok"/>
+        </w:rPr>
+        <w:t xml:space="preserve">series </w:t>
+      </w:r>
+      <w:r>
+        <w:rPr>
+          <w:rStyle w:val="SpecialCharTok"/>
+        </w:rPr>
+        <w:t xml:space="preserve">==</w:t>
+      </w:r>
+      <w:r>
+        <w:rPr>
+          <w:rStyle w:val="NormalTok"/>
+        </w:rPr>
+        <w:t xml:space="preserve"> </w:t>
+      </w:r>
+      <w:r>
+        <w:rPr>
+          <w:rStyle w:val="StringTok"/>
+        </w:rPr>
+        <w:t xml:space="preserve">"original t0"</w:t>
+      </w:r>
+      <w:r>
+        <w:rPr>
+          <w:rStyle w:val="NormalTok"/>
+        </w:rPr>
+        <w:t xml:space="preserve">, </w:t>
+      </w:r>
+      <w:r>
+        <w:rPr>
+          <w:rStyle w:val="StringTok"/>
+        </w:rPr>
+        <w:t xml:space="preserve">"idx"</w:t>
+      </w:r>
+      <w:r>
+        <w:rPr>
+          <w:rStyle w:val="NormalTok"/>
+        </w:rPr>
+        <w:t xml:space="preserve">],</w:t>
+      </w:r>
+      <w:r>
+        <w:br/>
+      </w:r>
+      <w:r>
+        <w:rPr>
+          <w:rStyle w:val="NormalTok"/>
+        </w:rPr>
+        <w:t xml:space="preserve">  </w:t>
+      </w:r>
+      <w:r>
+        <w:rPr>
+          <w:rStyle w:val="AttributeTok"/>
+        </w:rPr>
+        <w:t xml:space="preserve">y =</w:t>
+      </w:r>
+      <w:r>
+        <w:rPr>
+          <w:rStyle w:val="NormalTok"/>
+        </w:rPr>
+        <w:t xml:space="preserve"> compare_t0[compare_t0</w:t>
+      </w:r>
+      <w:r>
+        <w:rPr>
+          <w:rStyle w:val="SpecialCharTok"/>
+        </w:rPr>
+        <w:t xml:space="preserve">$</w:t>
+      </w:r>
+      <w:r>
+        <w:rPr>
+          <w:rStyle w:val="NormalTok"/>
+        </w:rPr>
+        <w:t xml:space="preserve">series </w:t>
+      </w:r>
+      <w:r>
+        <w:rPr>
+          <w:rStyle w:val="SpecialCharTok"/>
+        </w:rPr>
+        <w:t xml:space="preserve">==</w:t>
+      </w:r>
+      <w:r>
+        <w:rPr>
+          <w:rStyle w:val="NormalTok"/>
+        </w:rPr>
+        <w:t xml:space="preserve"> </w:t>
+      </w:r>
+      <w:r>
+        <w:rPr>
+          <w:rStyle w:val="StringTok"/>
+        </w:rPr>
+        <w:t xml:space="preserve">"original t0"</w:t>
+      </w:r>
+      <w:r>
+        <w:rPr>
+          <w:rStyle w:val="NormalTok"/>
+        </w:rPr>
+        <w:t xml:space="preserve">, </w:t>
+      </w:r>
+      <w:r>
+        <w:rPr>
+          <w:rStyle w:val="StringTok"/>
+        </w:rPr>
+        <w:t xml:space="preserve">"value"</w:t>
+      </w:r>
+      <w:r>
+        <w:rPr>
+          <w:rStyle w:val="NormalTok"/>
+        </w:rPr>
+        <w:t xml:space="preserve">],</w:t>
+      </w:r>
+      <w:r>
+        <w:br/>
+      </w:r>
+      <w:r>
+        <w:rPr>
+          <w:rStyle w:val="NormalTok"/>
+        </w:rPr>
+        <w:t xml:space="preserve">  </w:t>
+      </w:r>
+      <w:r>
+        <w:rPr>
+          <w:rStyle w:val="AttributeTok"/>
+        </w:rPr>
+        <w:t xml:space="preserve">yadj =</w:t>
+      </w:r>
+      <w:r>
+        <w:rPr>
+          <w:rStyle w:val="NormalTok"/>
+        </w:rPr>
+        <w:t xml:space="preserve"> compare_t0[compare_t0</w:t>
+      </w:r>
+      <w:r>
+        <w:rPr>
+          <w:rStyle w:val="SpecialCharTok"/>
+        </w:rPr>
+        <w:t xml:space="preserve">$</w:t>
+      </w:r>
+      <w:r>
+        <w:rPr>
+          <w:rStyle w:val="NormalTok"/>
+        </w:rPr>
+        <w:t xml:space="preserve">series </w:t>
+      </w:r>
+      <w:r>
+        <w:rPr>
+          <w:rStyle w:val="SpecialCharTok"/>
+        </w:rPr>
+        <w:t xml:space="preserve">==</w:t>
+      </w:r>
+      <w:r>
+        <w:rPr>
+          <w:rStyle w:val="NormalTok"/>
+        </w:rPr>
+        <w:t xml:space="preserve"> </w:t>
+      </w:r>
+      <w:r>
+        <w:rPr>
+          <w:rStyle w:val="StringTok"/>
+        </w:rPr>
+        <w:t xml:space="preserve">"transformed t0"</w:t>
+      </w:r>
+      <w:r>
+        <w:rPr>
+          <w:rStyle w:val="NormalTok"/>
+        </w:rPr>
+        <w:t xml:space="preserve">, </w:t>
+      </w:r>
+      <w:r>
+        <w:rPr>
+          <w:rStyle w:val="StringTok"/>
+        </w:rPr>
+        <w:t xml:space="preserve">"value"</w:t>
+      </w:r>
+      <w:r>
+        <w:rPr>
+          <w:rStyle w:val="NormalTok"/>
+        </w:rPr>
+        <w:t xml:space="preserve">]</w:t>
+      </w:r>
+      <w:r>
+        <w:br/>
+      </w:r>
+      <w:r>
+        <w:rPr>
+          <w:rStyle w:val="NormalTok"/>
+        </w:rPr>
+        <w:t xml:space="preserve">) </w:t>
+      </w:r>
+      <w:r>
+        <w:rPr>
+          <w:rStyle w:val="SpecialCharTok"/>
+        </w:rPr>
+        <w:t xml:space="preserve">+</w:t>
+      </w:r>
+      <w:r>
+        <w:rPr>
+          <w:rStyle w:val="NormalTok"/>
+        </w:rPr>
+        <w:t xml:space="preserve"> </w:t>
       </w:r>
       <w:r>
         <w:rPr>
           <w:rStyle w:val="FunctionTok"/>
         </w:rPr>
-        <w:t xml:space="preserve">aes</w:t>
+        <w:t xml:space="preserve">theme</w:t>
       </w:r>
       <w:r>
         <w:rPr>
@@ -1256,70 +1556,31 @@
         <w:rPr>
           <w:rStyle w:val="AttributeTok"/>
         </w:rPr>
-        <w:t xml:space="preserve">x =</w:t>
-      </w:r>
-      <w:r>
-        <w:rPr>
-          <w:rStyle w:val="NormalTok"/>
-        </w:rPr>
-        <w:t xml:space="preserve"> idx, </w:t>
+        <w:t xml:space="preserve">text =</w:t>
+      </w:r>
+      <w:r>
+        <w:rPr>
+          <w:rStyle w:val="NormalTok"/>
+        </w:rPr>
+        <w:t xml:space="preserve"> </w:t>
+      </w:r>
+      <w:r>
+        <w:rPr>
+          <w:rStyle w:val="FunctionTok"/>
+        </w:rPr>
+        <w:t xml:space="preserve">element_text</w:t>
+      </w:r>
+      <w:r>
+        <w:rPr>
+          <w:rStyle w:val="NormalTok"/>
+        </w:rPr>
+        <w:t xml:space="preserve">(</w:t>
       </w:r>
       <w:r>
         <w:rPr>
           <w:rStyle w:val="AttributeTok"/>
         </w:rPr>
-        <w:t xml:space="preserve">y =</w:t>
-      </w:r>
-      <w:r>
-        <w:rPr>
-          <w:rStyle w:val="NormalTok"/>
-        </w:rPr>
-        <w:t xml:space="preserve"> value, </w:t>
-      </w:r>
-      <w:r>
-        <w:rPr>
-          <w:rStyle w:val="AttributeTok"/>
-        </w:rPr>
-        <w:t xml:space="preserve">color =</w:t>
-      </w:r>
-      <w:r>
-        <w:rPr>
-          <w:rStyle w:val="NormalTok"/>
-        </w:rPr>
-        <w:t xml:space="preserve"> series)) </w:t>
-      </w:r>
-      <w:r>
-        <w:rPr>
-          <w:rStyle w:val="SpecialCharTok"/>
-        </w:rPr>
-        <w:t xml:space="preserve">+</w:t>
-      </w:r>
-      <w:r>
-        <w:br/>
-      </w:r>
-      <w:r>
-        <w:rPr>
-          <w:rStyle w:val="NormalTok"/>
-        </w:rPr>
-        <w:t xml:space="preserve">  </w:t>
-      </w:r>
-      <w:r>
-        <w:rPr>
-          <w:rStyle w:val="FunctionTok"/>
-        </w:rPr>
-        <w:t xml:space="preserve">geom_line</w:t>
-      </w:r>
-      <w:r>
-        <w:rPr>
-          <w:rStyle w:val="NormalTok"/>
-        </w:rPr>
-        <w:t xml:space="preserve">(</w:t>
-      </w:r>
-      <w:r>
-        <w:rPr>
-          <w:rStyle w:val="AttributeTok"/>
-        </w:rPr>
-        <w:t xml:space="preserve">linewidth =</w:t>
+        <w:t xml:space="preserve">size =</w:t>
       </w:r>
       <w:r>
         <w:rPr>
@@ -1329,66 +1590,15 @@
       </w:r>
       <w:r>
         <w:rPr>
-          <w:rStyle w:val="FloatTok"/>
-        </w:rPr>
-        <w:t xml:space="preserve">0.7</w:t>
-      </w:r>
-      <w:r>
-        <w:rPr>
-          <w:rStyle w:val="NormalTok"/>
-        </w:rPr>
-        <w:t xml:space="preserve">) </w:t>
-      </w:r>
-      <w:r>
-        <w:rPr>
-          <w:rStyle w:val="SpecialCharTok"/>
-        </w:rPr>
-        <w:t xml:space="preserve">+</w:t>
-      </w:r>
-      <w:r>
-        <w:br/>
-      </w:r>
-      <w:r>
-        <w:rPr>
-          <w:rStyle w:val="NormalTok"/>
-        </w:rPr>
-        <w:t xml:space="preserve">  </w:t>
-      </w:r>
-      <w:r>
-        <w:rPr>
-          <w:rStyle w:val="FunctionTok"/>
-        </w:rPr>
-        <w:t xml:space="preserve">theme_minimal</w:t>
-      </w:r>
-      <w:r>
-        <w:rPr>
-          <w:rStyle w:val="NormalTok"/>
-        </w:rPr>
-        <w:t xml:space="preserve">(</w:t>
-      </w:r>
-      <w:r>
-        <w:rPr>
-          <w:rStyle w:val="AttributeTok"/>
-        </w:rPr>
-        <w:t xml:space="preserve">base_size =</w:t>
-      </w:r>
-      <w:r>
-        <w:rPr>
-          <w:rStyle w:val="NormalTok"/>
-        </w:rPr>
-        <w:t xml:space="preserve"> </w:t>
-      </w:r>
-      <w:r>
-        <w:rPr>
           <w:rStyle w:val="DecValTok"/>
         </w:rPr>
-        <w:t xml:space="preserve">14</w:t>
-      </w:r>
-      <w:r>
-        <w:rPr>
-          <w:rStyle w:val="NormalTok"/>
-        </w:rPr>
-        <w:t xml:space="preserve">)</w:t>
+        <w:t xml:space="preserve">16</w:t>
+      </w:r>
+      <w:r>
+        <w:rPr>
+          <w:rStyle w:val="NormalTok"/>
+        </w:rPr>
+        <w:t xml:space="preserve">))</w:t>
       </w:r>
     </w:p>
     <w:p>
@@ -1405,7 +1615,7 @@
               <a:graphicData uri="http://schemas.openxmlformats.org/drawingml/2006/picture">
                 <pic:pic>
                   <pic:nvPicPr>
-                    <pic:cNvPr descr="C:\Git\dal\tspredit\examples\normalization\doc\03-sliding-window-minmax-normalization_files/28c0fdb360b4c265442e7a5688964e40be84bd27.png" id="14" name="Picture"/>
+                    <pic:cNvPr descr="C:\Git\dal\tspredit\examples\normalization\doc\03-sliding-window-minmax-normalization_files/afaa97ec539a0c64316087de2a11e836efe12285.png" id="14" name="Picture"/>
                     <pic:cNvPicPr>
                       <a:picLocks noChangeArrowheads="1" noChangeAspect="1"/>
                     </pic:cNvPicPr>

--- a/examples/normalization/doc/03-sliding-window-minmax-normalization.docx
+++ b/examples/normalization/doc/03-sliding-window-minmax-normalization.docx
@@ -367,7 +367,7 @@
               <a:graphicData uri="http://schemas.openxmlformats.org/drawingml/2006/picture">
                 <pic:pic>
                   <pic:nvPicPr>
-                    <pic:cNvPr descr="C:\Git\dal\tspredit\examples\normalization\doc\03-sliding-window-minmax-normalization_files/716a4d1e457f97618aa46ca41f6f38e17df76816.png" id="11" name="Picture"/>
+                    <pic:cNvPr descr="/home/gpca/tspredit/examples/normalization/doc/03-sliding-window-minmax-normalization_files/2311a3ccdefa9666c559bd154e42236a6cdf3fea.png" id="11" name="Picture"/>
                     <pic:cNvPicPr>
                       <a:picLocks noChangeArrowheads="1" noChangeAspect="1"/>
                     </pic:cNvPicPr>
@@ -523,7 +523,7 @@
         <w:rPr>
           <w:rStyle w:val="VerbatimChar"/>
         </w:rPr>
-        <w:t xml:space="preserve">##             t9        t8        t7        t6        t5        t4        t3</w:t>
+        <w:t xml:space="preserve">##             t9        t8        t7        t6        t5        t4        t3        t2        t1        t0</w:t>
       </w:r>
       <w:r>
         <w:br/>
@@ -532,7 +532,7 @@
         <w:rPr>
           <w:rStyle w:val="VerbatimChar"/>
         </w:rPr>
-        <w:t xml:space="preserve">## [1,] 0.0000000 0.2474040 0.4794255 0.6816388 0.8414710 0.9489846 0.9974950</w:t>
+        <w:t xml:space="preserve">## [1,] 0.0000000 0.2474040 0.4794255 0.6816388 0.8414710 0.9489846 0.9974950 0.9839859 0.9092974 0.7780732</w:t>
       </w:r>
       <w:r>
         <w:br/>
@@ -541,7 +541,7 @@
         <w:rPr>
           <w:rStyle w:val="VerbatimChar"/>
         </w:rPr>
-        <w:t xml:space="preserve">## [2,] 0.2474040 0.4794255 0.6816388 0.8414710 0.9489846 0.9974950 0.9839859</w:t>
+        <w:t xml:space="preserve">## [2,] 0.2474040 0.4794255 0.6816388 0.8414710 0.9489846 0.9974950 0.9839859 0.9092974 0.7780732 0.5984721</w:t>
       </w:r>
       <w:r>
         <w:br/>
@@ -550,16 +550,47 @@
         <w:rPr>
           <w:rStyle w:val="VerbatimChar"/>
         </w:rPr>
-        <w:t xml:space="preserve">## [3,] 0.4794255 0.6816388 0.8414710 0.9489846 0.9974950 0.9839859 0.9092974</w:t>
-      </w:r>
-      <w:r>
-        <w:br/>
-      </w:r>
+        <w:t xml:space="preserve">## [3,] 0.4794255 0.6816388 0.8414710 0.9489846 0.9974950 0.9839859 0.9092974 0.7780732 0.5984721 0.3816610</w:t>
+      </w:r>
+    </w:p>
+    <w:p>
+      <w:pPr>
+        <w:pStyle w:val="SourceCode"/>
+      </w:pPr>
+      <w:r>
+        <w:rPr>
+          <w:rStyle w:val="FunctionTok"/>
+        </w:rPr>
+        <w:t xml:space="preserve">summary</w:t>
+      </w:r>
+      <w:r>
+        <w:rPr>
+          <w:rStyle w:val="NormalTok"/>
+        </w:rPr>
+        <w:t xml:space="preserve">(ts[, </w:t>
+      </w:r>
+      <w:r>
+        <w:rPr>
+          <w:rStyle w:val="DecValTok"/>
+        </w:rPr>
+        <w:t xml:space="preserve">10</w:t>
+      </w:r>
+      <w:r>
+        <w:rPr>
+          <w:rStyle w:val="NormalTok"/>
+        </w:rPr>
+        <w:t xml:space="preserve">])</w:t>
+      </w:r>
+    </w:p>
+    <w:p>
+      <w:pPr>
+        <w:pStyle w:val="SourceCode"/>
+      </w:pPr>
       <w:r>
         <w:rPr>
           <w:rStyle w:val="VerbatimChar"/>
         </w:rPr>
-        <w:t xml:space="preserve">##             t2        t1        t0</w:t>
+        <w:t xml:space="preserve">##        t0          </w:t>
       </w:r>
       <w:r>
         <w:br/>
@@ -568,7 +599,7 @@
         <w:rPr>
           <w:rStyle w:val="VerbatimChar"/>
         </w:rPr>
-        <w:t xml:space="preserve">## [1,] 0.9839859 0.9092974 0.7780732</w:t>
+        <w:t xml:space="preserve">##  Min.   :-0.99929  </w:t>
       </w:r>
       <w:r>
         <w:br/>
@@ -577,7 +608,7 @@
         <w:rPr>
           <w:rStyle w:val="VerbatimChar"/>
         </w:rPr>
-        <w:t xml:space="preserve">## [2,] 0.9092974 0.7780732 0.5984721</w:t>
+        <w:t xml:space="preserve">##  1st Qu.:-0.55091  </w:t>
       </w:r>
       <w:r>
         <w:br/>
@@ -586,7 +617,57 @@
         <w:rPr>
           <w:rStyle w:val="VerbatimChar"/>
         </w:rPr>
-        <w:t xml:space="preserve">## [3,] 0.7780732 0.5984721 0.3816610</w:t>
+        <w:t xml:space="preserve">##  Median : 0.05397  </w:t>
+      </w:r>
+      <w:r>
+        <w:br/>
+      </w:r>
+      <w:r>
+        <w:rPr>
+          <w:rStyle w:val="VerbatimChar"/>
+        </w:rPr>
+        <w:t xml:space="preserve">##  Mean   : 0.02988  </w:t>
+      </w:r>
+      <w:r>
+        <w:br/>
+      </w:r>
+      <w:r>
+        <w:rPr>
+          <w:rStyle w:val="VerbatimChar"/>
+        </w:rPr>
+        <w:t xml:space="preserve">##  3rd Qu.: 0.63279  </w:t>
+      </w:r>
+      <w:r>
+        <w:br/>
+      </w:r>
+      <w:r>
+        <w:rPr>
+          <w:rStyle w:val="VerbatimChar"/>
+        </w:rPr>
+        <w:t xml:space="preserve">##  Max.   : 0.99460</w:t>
+      </w:r>
+    </w:p>
+    <w:p>
+      <w:pPr>
+        <w:pStyle w:val="FirstParagraph"/>
+      </w:pPr>
+      <w:r>
+        <w:t xml:space="preserve">We now apply sliding-window min-max normalization and compare the supervised</w:t>
+      </w:r>
+      <w:r>
+        <w:t xml:space="preserve"> </w:t>
+      </w:r>
+      <w:r>
+        <w:t xml:space="preserve">target column (</w:t>
+      </w:r>
+      <w:r>
+        <w:rPr>
+          <w:rStyle w:val="VerbatimChar"/>
+        </w:rPr>
+        <w:t xml:space="preserve">t0</w:t>
+      </w:r>
+      <w:r>
+        <w:t xml:space="preserve">) before and after the transformation.</w:t>
       </w:r>
     </w:p>
     <w:p>
@@ -595,27 +676,141 @@
       </w:pPr>
       <w:r>
         <w:rPr>
-          <w:rStyle w:val="FunctionTok"/>
-        </w:rPr>
-        <w:t xml:space="preserve">summary</w:t>
-      </w:r>
-      <w:r>
-        <w:rPr>
-          <w:rStyle w:val="NormalTok"/>
-        </w:rPr>
-        <w:t xml:space="preserve">(ts[, </w:t>
+          <w:rStyle w:val="NormalTok"/>
+        </w:rPr>
+        <w:t xml:space="preserve">preproc </w:t>
+      </w:r>
+      <w:r>
+        <w:rPr>
+          <w:rStyle w:val="OtherTok"/>
+        </w:rPr>
+        <w:t xml:space="preserve">&lt;-</w:t>
+      </w:r>
+      <w:r>
+        <w:rPr>
+          <w:rStyle w:val="NormalTok"/>
+        </w:rPr>
+        <w:t xml:space="preserve"> </w:t>
+      </w:r>
+      <w:r>
+        <w:rPr>
+          <w:rStyle w:val="FunctionTok"/>
+        </w:rPr>
+        <w:t xml:space="preserve">ts_norm_swminmax</w:t>
+      </w:r>
+      <w:r>
+        <w:rPr>
+          <w:rStyle w:val="NormalTok"/>
+        </w:rPr>
+        <w:t xml:space="preserve">()</w:t>
+      </w:r>
+      <w:r>
+        <w:br/>
+      </w:r>
+      <w:r>
+        <w:rPr>
+          <w:rStyle w:val="FunctionTok"/>
+        </w:rPr>
+        <w:t xml:space="preserve">set_example_seed</w:t>
+      </w:r>
+      <w:r>
+        <w:rPr>
+          <w:rStyle w:val="NormalTok"/>
+        </w:rPr>
+        <w:t xml:space="preserve">()</w:t>
+      </w:r>
+      <w:r>
+        <w:br/>
+      </w:r>
+      <w:r>
+        <w:rPr>
+          <w:rStyle w:val="NormalTok"/>
+        </w:rPr>
+        <w:t xml:space="preserve">preproc </w:t>
+      </w:r>
+      <w:r>
+        <w:rPr>
+          <w:rStyle w:val="OtherTok"/>
+        </w:rPr>
+        <w:t xml:space="preserve">&lt;-</w:t>
+      </w:r>
+      <w:r>
+        <w:rPr>
+          <w:rStyle w:val="NormalTok"/>
+        </w:rPr>
+        <w:t xml:space="preserve"> </w:t>
+      </w:r>
+      <w:r>
+        <w:rPr>
+          <w:rStyle w:val="FunctionTok"/>
+        </w:rPr>
+        <w:t xml:space="preserve">fit</w:t>
+      </w:r>
+      <w:r>
+        <w:rPr>
+          <w:rStyle w:val="NormalTok"/>
+        </w:rPr>
+        <w:t xml:space="preserve">(preproc, ts)</w:t>
+      </w:r>
+      <w:r>
+        <w:br/>
+      </w:r>
+      <w:r>
+        <w:rPr>
+          <w:rStyle w:val="NormalTok"/>
+        </w:rPr>
+        <w:t xml:space="preserve">tst </w:t>
+      </w:r>
+      <w:r>
+        <w:rPr>
+          <w:rStyle w:val="OtherTok"/>
+        </w:rPr>
+        <w:t xml:space="preserve">&lt;-</w:t>
+      </w:r>
+      <w:r>
+        <w:rPr>
+          <w:rStyle w:val="NormalTok"/>
+        </w:rPr>
+        <w:t xml:space="preserve"> </w:t>
+      </w:r>
+      <w:r>
+        <w:rPr>
+          <w:rStyle w:val="FunctionTok"/>
+        </w:rPr>
+        <w:t xml:space="preserve">transform</w:t>
+      </w:r>
+      <w:r>
+        <w:rPr>
+          <w:rStyle w:val="NormalTok"/>
+        </w:rPr>
+        <w:t xml:space="preserve">(preproc, ts)</w:t>
+      </w:r>
+      <w:r>
+        <w:br/>
+      </w:r>
+      <w:r>
+        <w:rPr>
+          <w:rStyle w:val="FunctionTok"/>
+        </w:rPr>
+        <w:t xml:space="preserve">ts_head</w:t>
+      </w:r>
+      <w:r>
+        <w:rPr>
+          <w:rStyle w:val="NormalTok"/>
+        </w:rPr>
+        <w:t xml:space="preserve">(tst, </w:t>
       </w:r>
       <w:r>
         <w:rPr>
           <w:rStyle w:val="DecValTok"/>
         </w:rPr>
-        <w:t xml:space="preserve">10</w:t>
-      </w:r>
-      <w:r>
-        <w:rPr>
-          <w:rStyle w:val="NormalTok"/>
-        </w:rPr>
-        <w:t xml:space="preserve">])</w:t>
+        <w:t xml:space="preserve">3</w:t>
+      </w:r>
+      <w:r>
+        <w:rPr>
+          <w:rStyle w:val="NormalTok"/>
+        </w:rPr>
+        <w:t xml:space="preserve">)</w:t>
       </w:r>
     </w:p>
     <w:p>
@@ -626,7 +821,7 @@
         <w:rPr>
           <w:rStyle w:val="VerbatimChar"/>
         </w:rPr>
-        <w:t xml:space="preserve">##        t0          </w:t>
+        <w:t xml:space="preserve">##             t9        t8        t7        t6        t5        t4        t3        t2        t1        t0</w:t>
       </w:r>
       <w:r>
         <w:br/>
@@ -635,7 +830,7 @@
         <w:rPr>
           <w:rStyle w:val="VerbatimChar"/>
         </w:rPr>
-        <w:t xml:space="preserve">##  Min.   :-0.99929  </w:t>
+        <w:t xml:space="preserve">## [1,] 0.0000000 0.2480253 0.4806295 0.6833506 0.8435842 0.9513678 1.0000000 0.9864570 0.9115809 0.7800272</w:t>
       </w:r>
       <w:r>
         <w:br/>
@@ -644,7 +839,7 @@
         <w:rPr>
           <w:rStyle w:val="VerbatimChar"/>
         </w:rPr>
-        <w:t xml:space="preserve">##  1st Qu.:-0.55091  </w:t>
+        <w:t xml:space="preserve">## [2,] 0.0000000 0.3093246 0.5789095 0.7919932 0.9353274 1.0000000 0.9819901 0.8824175 0.7074731 0.4680341</w:t>
       </w:r>
       <w:r>
         <w:br/>
@@ -653,274 +848,7 @@
         <w:rPr>
           <w:rStyle w:val="VerbatimChar"/>
         </w:rPr>
-        <w:t xml:space="preserve">##  Median : 0.05397  </w:t>
-      </w:r>
-      <w:r>
-        <w:br/>
-      </w:r>
-      <w:r>
-        <w:rPr>
-          <w:rStyle w:val="VerbatimChar"/>
-        </w:rPr>
-        <w:t xml:space="preserve">##  Mean   : 0.02988  </w:t>
-      </w:r>
-      <w:r>
-        <w:br/>
-      </w:r>
-      <w:r>
-        <w:rPr>
-          <w:rStyle w:val="VerbatimChar"/>
-        </w:rPr>
-        <w:t xml:space="preserve">##  3rd Qu.: 0.63279  </w:t>
-      </w:r>
-      <w:r>
-        <w:br/>
-      </w:r>
-      <w:r>
-        <w:rPr>
-          <w:rStyle w:val="VerbatimChar"/>
-        </w:rPr>
-        <w:t xml:space="preserve">##  Max.   : 0.99460</w:t>
-      </w:r>
-    </w:p>
-    <w:p>
-      <w:pPr>
-        <w:pStyle w:val="FirstParagraph"/>
-      </w:pPr>
-      <w:r>
-        <w:t xml:space="preserve">We now apply sliding-window min-max normalization and compare the supervised</w:t>
-      </w:r>
-      <w:r>
-        <w:t xml:space="preserve"> </w:t>
-      </w:r>
-      <w:r>
-        <w:t xml:space="preserve">target column (</w:t>
-      </w:r>
-      <w:r>
-        <w:rPr>
-          <w:rStyle w:val="VerbatimChar"/>
-        </w:rPr>
-        <w:t xml:space="preserve">t0</w:t>
-      </w:r>
-      <w:r>
-        <w:t xml:space="preserve">) before and after the transformation.</w:t>
-      </w:r>
-    </w:p>
-    <w:p>
-      <w:pPr>
-        <w:pStyle w:val="SourceCode"/>
-      </w:pPr>
-      <w:r>
-        <w:rPr>
-          <w:rStyle w:val="NormalTok"/>
-        </w:rPr>
-        <w:t xml:space="preserve">preproc </w:t>
-      </w:r>
-      <w:r>
-        <w:rPr>
-          <w:rStyle w:val="OtherTok"/>
-        </w:rPr>
-        <w:t xml:space="preserve">&lt;-</w:t>
-      </w:r>
-      <w:r>
-        <w:rPr>
-          <w:rStyle w:val="NormalTok"/>
-        </w:rPr>
-        <w:t xml:space="preserve"> </w:t>
-      </w:r>
-      <w:r>
-        <w:rPr>
-          <w:rStyle w:val="FunctionTok"/>
-        </w:rPr>
-        <w:t xml:space="preserve">ts_norm_swminmax</w:t>
-      </w:r>
-      <w:r>
-        <w:rPr>
-          <w:rStyle w:val="NormalTok"/>
-        </w:rPr>
-        <w:t xml:space="preserve">()</w:t>
-      </w:r>
-      <w:r>
-        <w:br/>
-      </w:r>
-      <w:r>
-        <w:rPr>
-          <w:rStyle w:val="FunctionTok"/>
-        </w:rPr>
-        <w:t xml:space="preserve">set_example_seed</w:t>
-      </w:r>
-      <w:r>
-        <w:rPr>
-          <w:rStyle w:val="NormalTok"/>
-        </w:rPr>
-        <w:t xml:space="preserve">()</w:t>
-      </w:r>
-      <w:r>
-        <w:br/>
-      </w:r>
-      <w:r>
-        <w:rPr>
-          <w:rStyle w:val="NormalTok"/>
-        </w:rPr>
-        <w:t xml:space="preserve">preproc </w:t>
-      </w:r>
-      <w:r>
-        <w:rPr>
-          <w:rStyle w:val="OtherTok"/>
-        </w:rPr>
-        <w:t xml:space="preserve">&lt;-</w:t>
-      </w:r>
-      <w:r>
-        <w:rPr>
-          <w:rStyle w:val="NormalTok"/>
-        </w:rPr>
-        <w:t xml:space="preserve"> </w:t>
-      </w:r>
-      <w:r>
-        <w:rPr>
-          <w:rStyle w:val="FunctionTok"/>
-        </w:rPr>
-        <w:t xml:space="preserve">fit</w:t>
-      </w:r>
-      <w:r>
-        <w:rPr>
-          <w:rStyle w:val="NormalTok"/>
-        </w:rPr>
-        <w:t xml:space="preserve">(preproc, ts)</w:t>
-      </w:r>
-      <w:r>
-        <w:br/>
-      </w:r>
-      <w:r>
-        <w:rPr>
-          <w:rStyle w:val="NormalTok"/>
-        </w:rPr>
-        <w:t xml:space="preserve">tst </w:t>
-      </w:r>
-      <w:r>
-        <w:rPr>
-          <w:rStyle w:val="OtherTok"/>
-        </w:rPr>
-        <w:t xml:space="preserve">&lt;-</w:t>
-      </w:r>
-      <w:r>
-        <w:rPr>
-          <w:rStyle w:val="NormalTok"/>
-        </w:rPr>
-        <w:t xml:space="preserve"> </w:t>
-      </w:r>
-      <w:r>
-        <w:rPr>
-          <w:rStyle w:val="FunctionTok"/>
-        </w:rPr>
-        <w:t xml:space="preserve">transform</w:t>
-      </w:r>
-      <w:r>
-        <w:rPr>
-          <w:rStyle w:val="NormalTok"/>
-        </w:rPr>
-        <w:t xml:space="preserve">(preproc, ts)</w:t>
-      </w:r>
-      <w:r>
-        <w:br/>
-      </w:r>
-      <w:r>
-        <w:rPr>
-          <w:rStyle w:val="FunctionTok"/>
-        </w:rPr>
-        <w:t xml:space="preserve">ts_head</w:t>
-      </w:r>
-      <w:r>
-        <w:rPr>
-          <w:rStyle w:val="NormalTok"/>
-        </w:rPr>
-        <w:t xml:space="preserve">(tst, </w:t>
-      </w:r>
-      <w:r>
-        <w:rPr>
-          <w:rStyle w:val="DecValTok"/>
-        </w:rPr>
-        <w:t xml:space="preserve">3</w:t>
-      </w:r>
-      <w:r>
-        <w:rPr>
-          <w:rStyle w:val="NormalTok"/>
-        </w:rPr>
-        <w:t xml:space="preserve">)</w:t>
-      </w:r>
-    </w:p>
-    <w:p>
-      <w:pPr>
-        <w:pStyle w:val="SourceCode"/>
-      </w:pPr>
-      <w:r>
-        <w:rPr>
-          <w:rStyle w:val="VerbatimChar"/>
-        </w:rPr>
-        <w:t xml:space="preserve">##             t9        t8        t7        t6        t5        t4        t3</w:t>
-      </w:r>
-      <w:r>
-        <w:br/>
-      </w:r>
-      <w:r>
-        <w:rPr>
-          <w:rStyle w:val="VerbatimChar"/>
-        </w:rPr>
-        <w:t xml:space="preserve">## [1,] 0.0000000 0.2480253 0.4806295 0.6833506 0.8435842 0.9513678 1.0000000</w:t>
-      </w:r>
-      <w:r>
-        <w:br/>
-      </w:r>
-      <w:r>
-        <w:rPr>
-          <w:rStyle w:val="VerbatimChar"/>
-        </w:rPr>
-        <w:t xml:space="preserve">## [2,] 0.0000000 0.3093246 0.5789095 0.7919932 0.9353274 1.0000000 0.9819901</w:t>
-      </w:r>
-      <w:r>
-        <w:br/>
-      </w:r>
-      <w:r>
-        <w:rPr>
-          <w:rStyle w:val="VerbatimChar"/>
-        </w:rPr>
-        <w:t xml:space="preserve">## [3,] 0.1587515 0.4871082 0.7466460 0.9212282 1.0000000 0.9780638 0.8567835</w:t>
-      </w:r>
-      <w:r>
-        <w:br/>
-      </w:r>
-      <w:r>
-        <w:rPr>
-          <w:rStyle w:val="VerbatimChar"/>
-        </w:rPr>
-        <w:t xml:space="preserve">##             t2        t1        t0</w:t>
-      </w:r>
-      <w:r>
-        <w:br/>
-      </w:r>
-      <w:r>
-        <w:rPr>
-          <w:rStyle w:val="VerbatimChar"/>
-        </w:rPr>
-        <w:t xml:space="preserve">## [1,] 0.9864570 0.9115809 0.7800272</w:t>
-      </w:r>
-      <w:r>
-        <w:br/>
-      </w:r>
-      <w:r>
-        <w:rPr>
-          <w:rStyle w:val="VerbatimChar"/>
-        </w:rPr>
-        <w:t xml:space="preserve">## [2,] 0.8824175 0.7074731 0.4680341</w:t>
-      </w:r>
-      <w:r>
-        <w:br/>
-      </w:r>
-      <w:r>
-        <w:rPr>
-          <w:rStyle w:val="VerbatimChar"/>
-        </w:rPr>
-        <w:t xml:space="preserve">## [3,] 0.6436998 0.3520610 0.0000000</w:t>
+        <w:t xml:space="preserve">## [3,] 0.1587515 0.4871082 0.7466460 0.9212282 1.0000000 0.9780638 0.8567835 0.6436998 0.3520610 0.0000000</w:t>
       </w:r>
     </w:p>
     <w:p>
@@ -1615,7 +1543,7 @@
               <a:graphicData uri="http://schemas.openxmlformats.org/drawingml/2006/picture">
                 <pic:pic>
                   <pic:nvPicPr>
-                    <pic:cNvPr descr="C:\Git\dal\tspredit\examples\normalization\doc\03-sliding-window-minmax-normalization_files/afaa97ec539a0c64316087de2a11e836efe12285.png" id="14" name="Picture"/>
+                    <pic:cNvPr descr="/home/gpca/tspredit/examples/normalization/doc/03-sliding-window-minmax-normalization_files/eb40d030011b6d3b98ffefdc861338981286c4f0.png" id="14" name="Picture"/>
                     <pic:cNvPicPr>
                       <a:picLocks noChangeArrowheads="1" noChangeAspect="1"/>
                     </pic:cNvPicPr>
